--- a/02_Variablen/Übungen/LohnsteuerOhneVerzweigung/IncomeTax.docx
+++ b/02_Variablen/Übungen/LohnsteuerOhneVerzweigung/IncomeTax.docx
@@ -1,6 +1,6 @@
 
 <file path=word/document.xml><?xml version="1.0" encoding="utf-8"?>
-<w:document xmlns:wpc="http://schemas.microsoft.com/office/word/2010/wordprocessingCanvas" xmlns:mc="http://schemas.openxmlformats.org/markup-compatibility/2006" xmlns:o="urn:schemas-microsoft-com:office:office" xmlns:r="http://schemas.openxmlformats.org/officeDocument/2006/relationships" xmlns:m="http://schemas.openxmlformats.org/officeDocument/2006/math" xmlns:v="urn:schemas-microsoft-com:vml" xmlns:wp14="http://schemas.microsoft.com/office/word/2010/wordprocessingDrawing" xmlns:wp="http://schemas.openxmlformats.org/drawingml/2006/wordprocessingDrawing" xmlns:w10="urn:schemas-microsoft-com:office:word" xmlns:w="http://schemas.openxmlformats.org/wordprocessingml/2006/main" xmlns:w14="http://schemas.microsoft.com/office/word/2010/wordml" xmlns:w15="http://schemas.microsoft.com/office/word/2012/wordml" xmlns:wpg="http://schemas.microsoft.com/office/word/2010/wordprocessingGroup" xmlns:wpi="http://schemas.microsoft.com/office/word/2010/wordprocessingInk" xmlns:wne="http://schemas.microsoft.com/office/word/2006/wordml" xmlns:wps="http://schemas.microsoft.com/office/word/2010/wordprocessingShape" mc:Ignorable="w14 w15 wp14">
+<w:document xmlns:wpc="http://schemas.microsoft.com/office/word/2010/wordprocessingCanvas" xmlns:cx="http://schemas.microsoft.com/office/drawing/2014/chartex" xmlns:cx1="http://schemas.microsoft.com/office/drawing/2015/9/8/chartex" xmlns:cx2="http://schemas.microsoft.com/office/drawing/2015/10/21/chartex" xmlns:cx3="http://schemas.microsoft.com/office/drawing/2016/5/9/chartex" xmlns:cx4="http://schemas.microsoft.com/office/drawing/2016/5/10/chartex" xmlns:cx5="http://schemas.microsoft.com/office/drawing/2016/5/11/chartex" xmlns:cx6="http://schemas.microsoft.com/office/drawing/2016/5/12/chartex" xmlns:cx7="http://schemas.microsoft.com/office/drawing/2016/5/13/chartex" xmlns:cx8="http://schemas.microsoft.com/office/drawing/2016/5/14/chartex" xmlns:mc="http://schemas.openxmlformats.org/markup-compatibility/2006" xmlns:aink="http://schemas.microsoft.com/office/drawing/2016/ink" xmlns:am3d="http://schemas.microsoft.com/office/drawing/2017/model3d" xmlns:o="urn:schemas-microsoft-com:office:office" xmlns:r="http://schemas.openxmlformats.org/officeDocument/2006/relationships" xmlns:m="http://schemas.openxmlformats.org/officeDocument/2006/math" xmlns:v="urn:schemas-microsoft-com:vml" xmlns:wp14="http://schemas.microsoft.com/office/word/2010/wordprocessingDrawing" xmlns:wp="http://schemas.openxmlformats.org/drawingml/2006/wordprocessingDrawing" xmlns:w10="urn:schemas-microsoft-com:office:word" xmlns:w="http://schemas.openxmlformats.org/wordprocessingml/2006/main" xmlns:w14="http://schemas.microsoft.com/office/word/2010/wordml" xmlns:w15="http://schemas.microsoft.com/office/word/2012/wordml" xmlns:w16cex="http://schemas.microsoft.com/office/word/2018/wordml/cex" xmlns:w16cid="http://schemas.microsoft.com/office/word/2016/wordml/cid" xmlns:w16="http://schemas.microsoft.com/office/word/2018/wordml" xmlns:w16sdtdh="http://schemas.microsoft.com/office/word/2020/wordml/sdtdatahash" xmlns:w16se="http://schemas.microsoft.com/office/word/2015/wordml/symex" xmlns:wpg="http://schemas.microsoft.com/office/word/2010/wordprocessingGroup" xmlns:wpi="http://schemas.microsoft.com/office/word/2010/wordprocessingInk" xmlns:wne="http://schemas.microsoft.com/office/word/2006/wordml" xmlns:wps="http://schemas.microsoft.com/office/word/2010/wordprocessingShape" mc:Ignorable="w14 w15 w16se w16cid w16 w16cex w16sdtdh wp14">
   <w:body>
     <w:p>
       <w:pPr>
@@ -31,15 +31,7 @@
         </w:numPr>
       </w:pPr>
       <w:r>
-        <w:t xml:space="preserve">Rechnen mit </w:t>
-      </w:r>
-      <w:proofErr w:type="spellStart"/>
-      <w:r>
-        <w:t>Gleikomma</w:t>
-      </w:r>
-      <w:proofErr w:type="spellEnd"/>
-      <w:r>
-        <w:t>-Variable</w:t>
+        <w:t>Rechnen mit Gleikomma-Variable</w:t>
       </w:r>
     </w:p>
     <w:p>
@@ -50,19 +42,9 @@
           <w:numId w:val="15"/>
         </w:numPr>
       </w:pPr>
-      <w:proofErr w:type="spellStart"/>
-      <w:r>
-        <w:t>Math.Min</w:t>
-      </w:r>
-      <w:proofErr w:type="spellEnd"/>
-      <w:r>
-        <w:t xml:space="preserve">, </w:t>
-      </w:r>
-      <w:proofErr w:type="spellStart"/>
-      <w:r>
-        <w:t>Math.Max</w:t>
-      </w:r>
-      <w:proofErr w:type="spellEnd"/>
+      <w:r>
+        <w:t>Math.Min, Math.Max</w:t>
+      </w:r>
     </w:p>
     <w:p>
       <w:pPr>
@@ -74,13 +56,7 @@
     </w:p>
     <w:p>
       <w:r>
-        <w:t xml:space="preserve">Die Lohnsteuer wird in Österreich entsprechend </w:t>
-      </w:r>
-      <w:r>
-        <w:t xml:space="preserve">der </w:t>
-      </w:r>
-      <w:r>
-        <w:t>nachfolgender Tabelle ermittelt:</w:t>
+        <w:t>Die Lohnsteuer wird in Österreich entsprechend der nachfolgender Tabelle ermittelt:</w:t>
       </w:r>
     </w:p>
     <w:tbl>
@@ -1120,19 +1096,7 @@
           <w:rPr>
             <w:rStyle w:val="Hyperlink"/>
           </w:rPr>
-          <w:t>https://www.bmf.gv.at/themen/steue</w:t>
-        </w:r>
-        <w:r>
-          <w:rPr>
-            <w:rStyle w:val="Hyperlink"/>
-          </w:rPr>
-          <w:t>r</w:t>
-        </w:r>
-        <w:r>
-          <w:rPr>
-            <w:rStyle w:val="Hyperlink"/>
-          </w:rPr>
-          <w:t>n/arbeitnehmerinnenveranlagung/steuertarif-steuerabsetzbetraege/steuertarif-steuerabsetzbetraege.html</w:t>
+          <w:t>https://www.bmf.gv.at/themen/steuern/arbeitnehmerinnenveranlagung/steuertarif-steuerabsetzbetraege/steuertarif-steuerabsetzbetraege.html</w:t>
         </w:r>
       </w:hyperlink>
     </w:p>
@@ -1146,7 +1110,13 @@
         <w:spacing w:after="0"/>
       </w:pPr>
       <w:r>
-        <w:t>Der Benutzer wird aufgefordert, über die Tastatur das Jahreseinkommen einzugeben. Das Programm ermittelt daraus die anfallende Lohnsteuer und gibt den errechneten Steuersatz und den Betrag aus.</w:t>
+        <w:t xml:space="preserve">Der Benutzer wird aufgefordert, über die Tastatur das Jahreseinkommen einzugeben. Das Programm ermittelt daraus die anfallende Lohnsteuer und gibt </w:t>
+      </w:r>
+      <w:r>
+        <w:t>diesen in der folgenden Form</w:t>
+      </w:r>
+      <w:r>
+        <w:t xml:space="preserve"> aus.</w:t>
       </w:r>
     </w:p>
     <w:p>
@@ -1161,10 +1131,10 @@
           <w:lang w:eastAsia="de-AT"/>
         </w:rPr>
         <w:drawing>
-          <wp:inline distT="0" distB="0" distL="0" distR="0" wp14:anchorId="0E954447" wp14:editId="7DC69EEC">
-            <wp:extent cx="6116955" cy="617855"/>
-            <wp:effectExtent l="0" t="0" r="0" b="0"/>
-            <wp:docPr id="1" name="Grafik 1"/>
+          <wp:inline distT="0" distB="0" distL="0" distR="0" wp14:anchorId="4CEBA631" wp14:editId="5CA91DDB">
+            <wp:extent cx="6211570" cy="566420"/>
+            <wp:effectExtent l="0" t="0" r="0" b="5080"/>
+            <wp:docPr id="2" name="Grafik 2"/>
             <wp:cNvGraphicFramePr>
               <a:graphicFrameLocks xmlns:a="http://schemas.openxmlformats.org/drawingml/2006/main" noChangeAspect="1"/>
             </wp:cNvGraphicFramePr>
@@ -1172,36 +1142,23 @@
               <a:graphicData uri="http://schemas.openxmlformats.org/drawingml/2006/picture">
                 <pic:pic xmlns:pic="http://schemas.openxmlformats.org/drawingml/2006/picture">
                   <pic:nvPicPr>
-                    <pic:cNvPr id="0" name="Picture 2"/>
-                    <pic:cNvPicPr>
-                      <a:picLocks noChangeAspect="1" noChangeArrowheads="1"/>
-                    </pic:cNvPicPr>
+                    <pic:cNvPr id="1" name=""/>
+                    <pic:cNvPicPr/>
                   </pic:nvPicPr>
                   <pic:blipFill>
-                    <a:blip r:embed="rId8">
-                      <a:extLst>
-                        <a:ext uri="{28A0092B-C50C-407E-A947-70E740481C1C}">
-                          <a14:useLocalDpi xmlns:a14="http://schemas.microsoft.com/office/drawing/2010/main" val="0"/>
-                        </a:ext>
-                      </a:extLst>
-                    </a:blip>
-                    <a:srcRect/>
+                    <a:blip r:embed="rId8"/>
                     <a:stretch>
                       <a:fillRect/>
                     </a:stretch>
                   </pic:blipFill>
-                  <pic:spPr bwMode="auto">
+                  <pic:spPr>
                     <a:xfrm>
                       <a:off x="0" y="0"/>
-                      <a:ext cx="6116955" cy="617855"/>
+                      <a:ext cx="6211570" cy="566420"/>
                     </a:xfrm>
                     <a:prstGeom prst="rect">
                       <a:avLst/>
                     </a:prstGeom>
-                    <a:noFill/>
-                    <a:ln>
-                      <a:noFill/>
-                    </a:ln>
                   </pic:spPr>
                 </pic:pic>
               </a:graphicData>
@@ -1218,7 +1175,7 @@
         <w:t>e</w:t>
       </w:r>
       <w:r>
-        <w:t xml:space="preserve"> Lohnsteuer für das Jahr 2021 berechnet werden soll (der Steuersatz 55% wird nicht berücksichtigt.)</w:t>
+        <w:t xml:space="preserve"> Lohnsteuer für das Jahr 2021 berechnet werden soll (der Steuersatz 55% wird berücksichtigt.)</w:t>
       </w:r>
     </w:p>
     <w:p>
@@ -1358,7 +1315,23 @@
                 <w:color w:val="000000"/>
                 <w:szCs w:val="20"/>
               </w:rPr>
-              <w:t>33000</w:t>
+              <w:t>33</w:t>
+            </w:r>
+            <w:r>
+              <w:rPr>
+                <w:rFonts w:cs="Arial"/>
+                <w:color w:val="000000"/>
+                <w:szCs w:val="20"/>
+              </w:rPr>
+              <w:t>.</w:t>
+            </w:r>
+            <w:r>
+              <w:rPr>
+                <w:rFonts w:cs="Arial"/>
+                <w:color w:val="000000"/>
+                <w:szCs w:val="20"/>
+              </w:rPr>
+              <w:t>000</w:t>
             </w:r>
           </w:p>
         </w:tc>
@@ -1392,7 +1365,15 @@
                 <w:color w:val="000000"/>
                 <w:szCs w:val="20"/>
               </w:rPr>
-              <w:t>7140,00</w:t>
+              <w:t>6.790</w:t>
+            </w:r>
+            <w:r>
+              <w:rPr>
+                <w:rFonts w:cs="Arial"/>
+                <w:color w:val="000000"/>
+                <w:szCs w:val="20"/>
+              </w:rPr>
+              <w:t>,00</w:t>
             </w:r>
           </w:p>
         </w:tc>
@@ -1431,7 +1412,23 @@
                 <w:color w:val="000000"/>
                 <w:szCs w:val="20"/>
               </w:rPr>
-              <w:t>11000</w:t>
+              <w:t>11</w:t>
+            </w:r>
+            <w:r>
+              <w:rPr>
+                <w:rFonts w:cs="Arial"/>
+                <w:color w:val="000000"/>
+                <w:szCs w:val="20"/>
+              </w:rPr>
+              <w:t>.</w:t>
+            </w:r>
+            <w:r>
+              <w:rPr>
+                <w:rFonts w:cs="Arial"/>
+                <w:color w:val="000000"/>
+                <w:szCs w:val="20"/>
+              </w:rPr>
+              <w:t>000</w:t>
             </w:r>
           </w:p>
         </w:tc>
@@ -1512,7 +1509,23 @@
                 <w:color w:val="000000"/>
                 <w:szCs w:val="20"/>
               </w:rPr>
-              <w:t>11001</w:t>
+              <w:t>11</w:t>
+            </w:r>
+            <w:r>
+              <w:rPr>
+                <w:rFonts w:cs="Arial"/>
+                <w:color w:val="000000"/>
+                <w:szCs w:val="20"/>
+              </w:rPr>
+              <w:t>.</w:t>
+            </w:r>
+            <w:r>
+              <w:rPr>
+                <w:rFonts w:cs="Arial"/>
+                <w:color w:val="000000"/>
+                <w:szCs w:val="20"/>
+              </w:rPr>
+              <w:t>001</w:t>
             </w:r>
           </w:p>
         </w:tc>
@@ -1546,7 +1559,15 @@
                 <w:color w:val="000000"/>
                 <w:szCs w:val="20"/>
               </w:rPr>
-              <w:t>0,25</w:t>
+              <w:t>0,2</w:t>
+            </w:r>
+            <w:r>
+              <w:rPr>
+                <w:rFonts w:cs="Arial"/>
+                <w:color w:val="000000"/>
+                <w:szCs w:val="20"/>
+              </w:rPr>
+              <w:t>0</w:t>
             </w:r>
           </w:p>
         </w:tc>
@@ -1585,7 +1606,47 @@
                 <w:color w:val="000000"/>
                 <w:szCs w:val="20"/>
               </w:rPr>
-              <w:t>100000</w:t>
+              <w:t>1</w:t>
+            </w:r>
+            <w:r>
+              <w:rPr>
+                <w:rFonts w:cs="Arial"/>
+                <w:color w:val="000000"/>
+                <w:szCs w:val="20"/>
+              </w:rPr>
+              <w:t>.</w:t>
+            </w:r>
+            <w:r>
+              <w:rPr>
+                <w:rFonts w:cs="Arial"/>
+                <w:color w:val="000000"/>
+                <w:szCs w:val="20"/>
+              </w:rPr>
+              <w:t>000</w:t>
+            </w:r>
+            <w:r>
+              <w:rPr>
+                <w:rFonts w:cs="Arial"/>
+                <w:color w:val="000000"/>
+                <w:szCs w:val="20"/>
+              </w:rPr>
+              <w:t>.</w:t>
+            </w:r>
+            <w:r>
+              <w:rPr>
+                <w:rFonts w:cs="Arial"/>
+                <w:color w:val="000000"/>
+                <w:szCs w:val="20"/>
+              </w:rPr>
+              <w:t>00</w:t>
+            </w:r>
+            <w:r>
+              <w:rPr>
+                <w:rFonts w:cs="Arial"/>
+                <w:color w:val="000000"/>
+                <w:szCs w:val="20"/>
+              </w:rPr>
+              <w:t>1</w:t>
             </w:r>
           </w:p>
         </w:tc>
@@ -1619,7 +1680,23 @@
                 <w:color w:val="000000"/>
                 <w:szCs w:val="20"/>
               </w:rPr>
-              <w:t>37880,00</w:t>
+              <w:t>487</w:t>
+            </w:r>
+            <w:r>
+              <w:rPr>
+                <w:rFonts w:cs="Arial"/>
+                <w:color w:val="000000"/>
+                <w:szCs w:val="20"/>
+              </w:rPr>
+              <w:t>.</w:t>
+            </w:r>
+            <w:r>
+              <w:rPr>
+                <w:rFonts w:cs="Arial"/>
+                <w:color w:val="000000"/>
+                <w:szCs w:val="20"/>
+              </w:rPr>
+              <w:t>530,55</w:t>
             </w:r>
           </w:p>
         </w:tc>
@@ -1737,16 +1814,11 @@
           <w:rFonts w:ascii="Courier New" w:hAnsi="Courier New" w:cs="Courier New"/>
         </w:rPr>
       </w:pPr>
-      <w:proofErr w:type="spellStart"/>
       <w:r>
         <w:t>Maxial</w:t>
       </w:r>
       <w:r>
-        <w:t>wert</w:t>
-      </w:r>
-      <w:proofErr w:type="spellEnd"/>
-      <w:r>
-        <w:t xml:space="preserve"> zweiter Zahlen:</w:t>
+        <w:t>wert zweiter Zahlen:</w:t>
       </w:r>
       <w:r>
         <w:br/>
@@ -1755,35 +1827,7 @@
         <w:rPr>
           <w:rFonts w:ascii="Courier New" w:hAnsi="Courier New" w:cs="Courier New"/>
         </w:rPr>
-        <w:t xml:space="preserve">double  </w:t>
-      </w:r>
-      <w:proofErr w:type="spellStart"/>
-      <w:r>
-        <w:rPr>
-          <w:rFonts w:ascii="Courier New" w:hAnsi="Courier New" w:cs="Courier New"/>
-        </w:rPr>
-        <w:t>maxwert</w:t>
-      </w:r>
-      <w:proofErr w:type="spellEnd"/>
-      <w:r>
-        <w:rPr>
-          <w:rFonts w:ascii="Courier New" w:hAnsi="Courier New" w:cs="Courier New"/>
-        </w:rPr>
-        <w:t xml:space="preserve"> = </w:t>
-      </w:r>
-      <w:proofErr w:type="spellStart"/>
-      <w:r>
-        <w:rPr>
-          <w:rFonts w:ascii="Courier New" w:hAnsi="Courier New" w:cs="Courier New"/>
-        </w:rPr>
-        <w:t>Math.Max</w:t>
-      </w:r>
-      <w:proofErr w:type="spellEnd"/>
-      <w:r>
-        <w:rPr>
-          <w:rFonts w:ascii="Courier New" w:hAnsi="Courier New" w:cs="Courier New"/>
-        </w:rPr>
-        <w:t>(wert1, wert2);</w:t>
+        <w:t>double maxwert = Math.Max(wert1, wert2);</w:t>
       </w:r>
     </w:p>
     <w:p>
@@ -1797,7 +1841,6 @@
           <w:rFonts w:ascii="Courier New" w:hAnsi="Courier New" w:cs="Courier New"/>
         </w:rPr>
       </w:pPr>
-      <w:proofErr w:type="spellStart"/>
       <w:r>
         <w:t>Min</w:t>
       </w:r>
@@ -1805,11 +1848,7 @@
         <w:t>ial</w:t>
       </w:r>
       <w:r>
-        <w:t>wert</w:t>
-      </w:r>
-      <w:proofErr w:type="spellEnd"/>
-      <w:r>
-        <w:t xml:space="preserve"> zweiter Zahlen:</w:t>
+        <w:t>wert zweiter Zahlen:</w:t>
       </w:r>
       <w:r>
         <w:br/>
@@ -1818,9 +1857,8 @@
         <w:rPr>
           <w:rFonts w:ascii="Courier New" w:hAnsi="Courier New" w:cs="Courier New"/>
         </w:rPr>
-        <w:t xml:space="preserve">double  </w:t>
-      </w:r>
-      <w:proofErr w:type="spellStart"/>
+        <w:t xml:space="preserve">double </w:t>
+      </w:r>
       <w:r>
         <w:rPr>
           <w:rFonts w:ascii="Courier New" w:hAnsi="Courier New" w:cs="Courier New"/>
@@ -1831,21 +1869,7 @@
         <w:rPr>
           <w:rFonts w:ascii="Courier New" w:hAnsi="Courier New" w:cs="Courier New"/>
         </w:rPr>
-        <w:t>wert</w:t>
-      </w:r>
-      <w:proofErr w:type="spellEnd"/>
-      <w:r>
-        <w:rPr>
-          <w:rFonts w:ascii="Courier New" w:hAnsi="Courier New" w:cs="Courier New"/>
-        </w:rPr>
-        <w:t xml:space="preserve"> = </w:t>
-      </w:r>
-      <w:proofErr w:type="spellStart"/>
-      <w:r>
-        <w:rPr>
-          <w:rFonts w:ascii="Courier New" w:hAnsi="Courier New" w:cs="Courier New"/>
-        </w:rPr>
-        <w:t>Math.</w:t>
+        <w:t>wert = Math.</w:t>
       </w:r>
       <w:r>
         <w:rPr>
@@ -1853,7 +1877,6 @@
         </w:rPr>
         <w:t>Min</w:t>
       </w:r>
-      <w:proofErr w:type="spellEnd"/>
       <w:r>
         <w:rPr>
           <w:rFonts w:ascii="Courier New" w:hAnsi="Courier New" w:cs="Courier New"/>
@@ -1875,7 +1898,16 @@
         <w:t xml:space="preserve"> Einkommen</w:t>
       </w:r>
       <w:r>
-        <w:t xml:space="preserve"> über 90.000 € berechnen (im Jahr 2021 gilt die 55% noch nicht)</w:t>
+        <w:t xml:space="preserve"> über </w:t>
+      </w:r>
+      <w:r>
+        <w:t>1.000</w:t>
+      </w:r>
+      <w:r>
+        <w:t>.000 € berechnen</w:t>
+      </w:r>
+      <w:r>
+        <w:t>,</w:t>
       </w:r>
       <w:r>
         <w:t xml:space="preserve"> kann die folgende Anweisung verwendet werden</w:t>
@@ -1890,7 +1922,6 @@
           <w:rFonts w:ascii="Courier New" w:hAnsi="Courier New" w:cs="Courier New"/>
         </w:rPr>
       </w:pPr>
-      <w:proofErr w:type="spellStart"/>
       <w:r>
         <w:rPr>
           <w:rFonts w:ascii="Courier New" w:hAnsi="Courier New" w:cs="Courier New"/>
@@ -1901,42 +1932,31 @@
         <w:rPr>
           <w:rFonts w:ascii="Courier New" w:hAnsi="Courier New" w:cs="Courier New"/>
         </w:rPr>
-        <w:t>Area</w:t>
-      </w:r>
-      <w:proofErr w:type="spellEnd"/>
+        <w:t>TaxGroup</w:t>
+      </w:r>
       <w:r>
         <w:rPr>
           <w:rFonts w:ascii="Courier New" w:hAnsi="Courier New" w:cs="Courier New"/>
         </w:rPr>
-        <w:t xml:space="preserve"> = </w:t>
-      </w:r>
-      <w:proofErr w:type="spellStart"/>
+        <w:t xml:space="preserve"> = Math.Max(income</w:t>
+      </w:r>
       <w:r>
         <w:rPr>
           <w:rFonts w:ascii="Courier New" w:hAnsi="Courier New" w:cs="Courier New"/>
         </w:rPr>
-        <w:t>Math.Max</w:t>
-      </w:r>
-      <w:proofErr w:type="spellEnd"/>
+        <w:t xml:space="preserve"> - </w:t>
+      </w:r>
       <w:r>
         <w:rPr>
           <w:rFonts w:ascii="Courier New" w:hAnsi="Courier New" w:cs="Courier New"/>
         </w:rPr>
-        <w:t>(</w:t>
-      </w:r>
-      <w:proofErr w:type="spellStart"/>
+        <w:t>1000000</w:t>
+      </w:r>
       <w:r>
         <w:rPr>
           <w:rFonts w:ascii="Courier New" w:hAnsi="Courier New" w:cs="Courier New"/>
         </w:rPr>
-        <w:t>income</w:t>
-      </w:r>
-      <w:proofErr w:type="spellEnd"/>
-      <w:r>
-        <w:rPr>
-          <w:rFonts w:ascii="Courier New" w:hAnsi="Courier New" w:cs="Courier New"/>
-        </w:rPr>
-        <w:t xml:space="preserve"> - 90000.0</w:t>
+        <w:t>.0</w:t>
       </w:r>
       <w:r>
         <w:rPr>
@@ -1947,7 +1967,13 @@
     </w:p>
     <w:p>
       <w:r>
-        <w:t xml:space="preserve">Anschließend kann mit der folgenden Anweisung das zu versteuernde  Einkommen in der nächsten darunter liegenden </w:t>
+        <w:t xml:space="preserve">Anschließend kann mit der folgenden Anweisung das zu versteuernde Einkommen </w:t>
+      </w:r>
+      <w:r>
+        <w:t>für die</w:t>
+      </w:r>
+      <w:r>
+        <w:t xml:space="preserve"> nächsten darunter liegenden </w:t>
       </w:r>
       <w:r>
         <w:t>Steuerk</w:t>
@@ -1962,47 +1988,29 @@
           <w:rFonts w:ascii="Courier New" w:hAnsi="Courier New" w:cs="Courier New"/>
         </w:rPr>
       </w:pPr>
-      <w:proofErr w:type="spellStart"/>
       <w:r>
         <w:rPr>
           <w:rFonts w:ascii="Courier New" w:hAnsi="Courier New" w:cs="Courier New"/>
         </w:rPr>
-        <w:t>income</w:t>
-      </w:r>
-      <w:proofErr w:type="spellEnd"/>
+        <w:t>income = Math.Min(</w:t>
+      </w:r>
       <w:r>
         <w:rPr>
           <w:rFonts w:ascii="Courier New" w:hAnsi="Courier New" w:cs="Courier New"/>
         </w:rPr>
-        <w:t xml:space="preserve"> = </w:t>
-      </w:r>
-      <w:proofErr w:type="spellStart"/>
+        <w:t xml:space="preserve">income, </w:t>
+      </w:r>
       <w:r>
         <w:rPr>
           <w:rFonts w:ascii="Courier New" w:hAnsi="Courier New" w:cs="Courier New"/>
         </w:rPr>
-        <w:t>Math.Min</w:t>
-      </w:r>
-      <w:proofErr w:type="spellEnd"/>
+        <w:t>1000000</w:t>
+      </w:r>
       <w:r>
         <w:rPr>
           <w:rFonts w:ascii="Courier New" w:hAnsi="Courier New" w:cs="Courier New"/>
         </w:rPr>
-        <w:t>(</w:t>
-      </w:r>
-      <w:proofErr w:type="spellStart"/>
-      <w:r>
-        <w:rPr>
-          <w:rFonts w:ascii="Courier New" w:hAnsi="Courier New" w:cs="Courier New"/>
-        </w:rPr>
-        <w:t>income</w:t>
-      </w:r>
-      <w:proofErr w:type="spellEnd"/>
-      <w:r>
-        <w:rPr>
-          <w:rFonts w:ascii="Courier New" w:hAnsi="Courier New" w:cs="Courier New"/>
-        </w:rPr>
-        <w:t>, 90000.0</w:t>
+        <w:t>.0</w:t>
       </w:r>
       <w:r>
         <w:rPr>
@@ -2056,13 +2064,11 @@
       <w:r>
         <w:t xml:space="preserve">Mit </w:t>
       </w:r>
-      <w:proofErr w:type="spellStart"/>
-      <w:r>
-        <w:t>if</w:t>
-      </w:r>
-      <w:proofErr w:type="spellEnd"/>
-      <w:r>
-        <w:t xml:space="preserve"> Anweisungen (Verzweigung</w:t>
+      <w:r>
+        <w:t xml:space="preserve">einer </w:t>
+      </w:r>
+      <w:r>
+        <w:t>if Anweisungen (Verzweigung</w:t>
       </w:r>
       <w:r>
         <w:t>en</w:t>
@@ -2073,10 +2079,12 @@
       <w:r>
         <w:t xml:space="preserve"> das</w:t>
       </w:r>
-      <w:bookmarkStart w:id="0" w:name="_GoBack"/>
-      <w:bookmarkEnd w:id="0"/>
       <w:r>
         <w:t xml:space="preserve"> Jahr und berechnen die Lohnsteuer entsprechend. </w:t>
+      </w:r>
+      <w:r>
+        <w:br/>
+        <w:t>Achten Sie auf die Ausgabe.</w:t>
       </w:r>
     </w:p>
     <w:sectPr>
@@ -2092,7 +2100,7 @@
 </file>
 
 <file path=word/endnotes.xml><?xml version="1.0" encoding="utf-8"?>
-<w:endnotes xmlns:wpc="http://schemas.microsoft.com/office/word/2010/wordprocessingCanvas" xmlns:mc="http://schemas.openxmlformats.org/markup-compatibility/2006" xmlns:o="urn:schemas-microsoft-com:office:office" xmlns:r="http://schemas.openxmlformats.org/officeDocument/2006/relationships" xmlns:m="http://schemas.openxmlformats.org/officeDocument/2006/math" xmlns:v="urn:schemas-microsoft-com:vml" xmlns:wp14="http://schemas.microsoft.com/office/word/2010/wordprocessingDrawing" xmlns:wp="http://schemas.openxmlformats.org/drawingml/2006/wordprocessingDrawing" xmlns:w10="urn:schemas-microsoft-com:office:word" xmlns:w="http://schemas.openxmlformats.org/wordprocessingml/2006/main" xmlns:w14="http://schemas.microsoft.com/office/word/2010/wordml" xmlns:w15="http://schemas.microsoft.com/office/word/2012/wordml" xmlns:wpg="http://schemas.microsoft.com/office/word/2010/wordprocessingGroup" xmlns:wpi="http://schemas.microsoft.com/office/word/2010/wordprocessingInk" xmlns:wne="http://schemas.microsoft.com/office/word/2006/wordml" xmlns:wps="http://schemas.microsoft.com/office/word/2010/wordprocessingShape" mc:Ignorable="w14 w15 wp14">
+<w:endnotes xmlns:wpc="http://schemas.microsoft.com/office/word/2010/wordprocessingCanvas" xmlns:cx="http://schemas.microsoft.com/office/drawing/2014/chartex" xmlns:cx1="http://schemas.microsoft.com/office/drawing/2015/9/8/chartex" xmlns:cx2="http://schemas.microsoft.com/office/drawing/2015/10/21/chartex" xmlns:cx3="http://schemas.microsoft.com/office/drawing/2016/5/9/chartex" xmlns:cx4="http://schemas.microsoft.com/office/drawing/2016/5/10/chartex" xmlns:cx5="http://schemas.microsoft.com/office/drawing/2016/5/11/chartex" xmlns:cx6="http://schemas.microsoft.com/office/drawing/2016/5/12/chartex" xmlns:cx7="http://schemas.microsoft.com/office/drawing/2016/5/13/chartex" xmlns:cx8="http://schemas.microsoft.com/office/drawing/2016/5/14/chartex" xmlns:mc="http://schemas.openxmlformats.org/markup-compatibility/2006" xmlns:aink="http://schemas.microsoft.com/office/drawing/2016/ink" xmlns:am3d="http://schemas.microsoft.com/office/drawing/2017/model3d" xmlns:o="urn:schemas-microsoft-com:office:office" xmlns:r="http://schemas.openxmlformats.org/officeDocument/2006/relationships" xmlns:m="http://schemas.openxmlformats.org/officeDocument/2006/math" xmlns:v="urn:schemas-microsoft-com:vml" xmlns:wp14="http://schemas.microsoft.com/office/word/2010/wordprocessingDrawing" xmlns:wp="http://schemas.openxmlformats.org/drawingml/2006/wordprocessingDrawing" xmlns:w10="urn:schemas-microsoft-com:office:word" xmlns:w="http://schemas.openxmlformats.org/wordprocessingml/2006/main" xmlns:w14="http://schemas.microsoft.com/office/word/2010/wordml" xmlns:w15="http://schemas.microsoft.com/office/word/2012/wordml" xmlns:w16cex="http://schemas.microsoft.com/office/word/2018/wordml/cex" xmlns:w16cid="http://schemas.microsoft.com/office/word/2016/wordml/cid" xmlns:w16="http://schemas.microsoft.com/office/word/2018/wordml" xmlns:w16sdtdh="http://schemas.microsoft.com/office/word/2020/wordml/sdtdatahash" xmlns:w16se="http://schemas.microsoft.com/office/word/2015/wordml/symex" xmlns:wpg="http://schemas.microsoft.com/office/word/2010/wordprocessingGroup" xmlns:wpi="http://schemas.microsoft.com/office/word/2010/wordprocessingInk" xmlns:wne="http://schemas.microsoft.com/office/word/2006/wordml" xmlns:wps="http://schemas.microsoft.com/office/word/2010/wordprocessingShape" mc:Ignorable="w14 w15 w16se w16cid w16 w16cex w16sdtdh wp14">
   <w:endnote w:type="separator" w:id="-1">
     <w:p>
       <w:pPr>
@@ -2117,7 +2125,7 @@
 </file>
 
 <file path=word/footer1.xml><?xml version="1.0" encoding="utf-8"?>
-<w:ftr xmlns:wpc="http://schemas.microsoft.com/office/word/2010/wordprocessingCanvas" xmlns:mc="http://schemas.openxmlformats.org/markup-compatibility/2006" xmlns:o="urn:schemas-microsoft-com:office:office" xmlns:r="http://schemas.openxmlformats.org/officeDocument/2006/relationships" xmlns:m="http://schemas.openxmlformats.org/officeDocument/2006/math" xmlns:v="urn:schemas-microsoft-com:vml" xmlns:wp14="http://schemas.microsoft.com/office/word/2010/wordprocessingDrawing" xmlns:wp="http://schemas.openxmlformats.org/drawingml/2006/wordprocessingDrawing" xmlns:w10="urn:schemas-microsoft-com:office:word" xmlns:w="http://schemas.openxmlformats.org/wordprocessingml/2006/main" xmlns:w14="http://schemas.microsoft.com/office/word/2010/wordml" xmlns:w15="http://schemas.microsoft.com/office/word/2012/wordml" xmlns:wpg="http://schemas.microsoft.com/office/word/2010/wordprocessingGroup" xmlns:wpi="http://schemas.microsoft.com/office/word/2010/wordprocessingInk" xmlns:wne="http://schemas.microsoft.com/office/word/2006/wordml" xmlns:wps="http://schemas.microsoft.com/office/word/2010/wordprocessingShape" mc:Ignorable="w14 w15 wp14">
+<w:ftr xmlns:wpc="http://schemas.microsoft.com/office/word/2010/wordprocessingCanvas" xmlns:cx="http://schemas.microsoft.com/office/drawing/2014/chartex" xmlns:cx1="http://schemas.microsoft.com/office/drawing/2015/9/8/chartex" xmlns:cx2="http://schemas.microsoft.com/office/drawing/2015/10/21/chartex" xmlns:cx3="http://schemas.microsoft.com/office/drawing/2016/5/9/chartex" xmlns:cx4="http://schemas.microsoft.com/office/drawing/2016/5/10/chartex" xmlns:cx5="http://schemas.microsoft.com/office/drawing/2016/5/11/chartex" xmlns:cx6="http://schemas.microsoft.com/office/drawing/2016/5/12/chartex" xmlns:cx7="http://schemas.microsoft.com/office/drawing/2016/5/13/chartex" xmlns:cx8="http://schemas.microsoft.com/office/drawing/2016/5/14/chartex" xmlns:mc="http://schemas.openxmlformats.org/markup-compatibility/2006" xmlns:aink="http://schemas.microsoft.com/office/drawing/2016/ink" xmlns:am3d="http://schemas.microsoft.com/office/drawing/2017/model3d" xmlns:o="urn:schemas-microsoft-com:office:office" xmlns:r="http://schemas.openxmlformats.org/officeDocument/2006/relationships" xmlns:m="http://schemas.openxmlformats.org/officeDocument/2006/math" xmlns:v="urn:schemas-microsoft-com:vml" xmlns:wp14="http://schemas.microsoft.com/office/word/2010/wordprocessingDrawing" xmlns:wp="http://schemas.openxmlformats.org/drawingml/2006/wordprocessingDrawing" xmlns:w10="urn:schemas-microsoft-com:office:word" xmlns:w="http://schemas.openxmlformats.org/wordprocessingml/2006/main" xmlns:w14="http://schemas.microsoft.com/office/word/2010/wordml" xmlns:w15="http://schemas.microsoft.com/office/word/2012/wordml" xmlns:w16cex="http://schemas.microsoft.com/office/word/2018/wordml/cex" xmlns:w16cid="http://schemas.microsoft.com/office/word/2016/wordml/cid" xmlns:w16="http://schemas.microsoft.com/office/word/2018/wordml" xmlns:w16sdtdh="http://schemas.microsoft.com/office/word/2020/wordml/sdtdatahash" xmlns:w16se="http://schemas.microsoft.com/office/word/2015/wordml/symex" xmlns:wpg="http://schemas.microsoft.com/office/word/2010/wordprocessingGroup" xmlns:wpi="http://schemas.microsoft.com/office/word/2010/wordprocessingInk" xmlns:wne="http://schemas.microsoft.com/office/word/2006/wordml" xmlns:wps="http://schemas.microsoft.com/office/word/2010/wordprocessingShape" mc:Ignorable="w14 w15 w16se w16cid w16 w16cex w16sdtdh wp14">
   <w:sdt>
     <w:sdtPr>
       <w:id w:val="-883172744"/>
@@ -2159,7 +2167,7 @@
 </file>
 
 <file path=word/footnotes.xml><?xml version="1.0" encoding="utf-8"?>
-<w:footnotes xmlns:wpc="http://schemas.microsoft.com/office/word/2010/wordprocessingCanvas" xmlns:mc="http://schemas.openxmlformats.org/markup-compatibility/2006" xmlns:o="urn:schemas-microsoft-com:office:office" xmlns:r="http://schemas.openxmlformats.org/officeDocument/2006/relationships" xmlns:m="http://schemas.openxmlformats.org/officeDocument/2006/math" xmlns:v="urn:schemas-microsoft-com:vml" xmlns:wp14="http://schemas.microsoft.com/office/word/2010/wordprocessingDrawing" xmlns:wp="http://schemas.openxmlformats.org/drawingml/2006/wordprocessingDrawing" xmlns:w10="urn:schemas-microsoft-com:office:word" xmlns:w="http://schemas.openxmlformats.org/wordprocessingml/2006/main" xmlns:w14="http://schemas.microsoft.com/office/word/2010/wordml" xmlns:w15="http://schemas.microsoft.com/office/word/2012/wordml" xmlns:wpg="http://schemas.microsoft.com/office/word/2010/wordprocessingGroup" xmlns:wpi="http://schemas.microsoft.com/office/word/2010/wordprocessingInk" xmlns:wne="http://schemas.microsoft.com/office/word/2006/wordml" xmlns:wps="http://schemas.microsoft.com/office/word/2010/wordprocessingShape" mc:Ignorable="w14 w15 wp14">
+<w:footnotes xmlns:wpc="http://schemas.microsoft.com/office/word/2010/wordprocessingCanvas" xmlns:cx="http://schemas.microsoft.com/office/drawing/2014/chartex" xmlns:cx1="http://schemas.microsoft.com/office/drawing/2015/9/8/chartex" xmlns:cx2="http://schemas.microsoft.com/office/drawing/2015/10/21/chartex" xmlns:cx3="http://schemas.microsoft.com/office/drawing/2016/5/9/chartex" xmlns:cx4="http://schemas.microsoft.com/office/drawing/2016/5/10/chartex" xmlns:cx5="http://schemas.microsoft.com/office/drawing/2016/5/11/chartex" xmlns:cx6="http://schemas.microsoft.com/office/drawing/2016/5/12/chartex" xmlns:cx7="http://schemas.microsoft.com/office/drawing/2016/5/13/chartex" xmlns:cx8="http://schemas.microsoft.com/office/drawing/2016/5/14/chartex" xmlns:mc="http://schemas.openxmlformats.org/markup-compatibility/2006" xmlns:aink="http://schemas.microsoft.com/office/drawing/2016/ink" xmlns:am3d="http://schemas.microsoft.com/office/drawing/2017/model3d" xmlns:o="urn:schemas-microsoft-com:office:office" xmlns:r="http://schemas.openxmlformats.org/officeDocument/2006/relationships" xmlns:m="http://schemas.openxmlformats.org/officeDocument/2006/math" xmlns:v="urn:schemas-microsoft-com:vml" xmlns:wp14="http://schemas.microsoft.com/office/word/2010/wordprocessingDrawing" xmlns:wp="http://schemas.openxmlformats.org/drawingml/2006/wordprocessingDrawing" xmlns:w10="urn:schemas-microsoft-com:office:word" xmlns:w="http://schemas.openxmlformats.org/wordprocessingml/2006/main" xmlns:w14="http://schemas.microsoft.com/office/word/2010/wordml" xmlns:w15="http://schemas.microsoft.com/office/word/2012/wordml" xmlns:w16cex="http://schemas.microsoft.com/office/word/2018/wordml/cex" xmlns:w16cid="http://schemas.microsoft.com/office/word/2016/wordml/cid" xmlns:w16="http://schemas.microsoft.com/office/word/2018/wordml" xmlns:w16sdtdh="http://schemas.microsoft.com/office/word/2020/wordml/sdtdatahash" xmlns:w16se="http://schemas.microsoft.com/office/word/2015/wordml/symex" xmlns:wpg="http://schemas.microsoft.com/office/word/2010/wordprocessingGroup" xmlns:wpi="http://schemas.microsoft.com/office/word/2010/wordprocessingInk" xmlns:wne="http://schemas.microsoft.com/office/word/2006/wordml" xmlns:wps="http://schemas.microsoft.com/office/word/2010/wordprocessingShape" mc:Ignorable="w14 w15 w16se w16cid w16 w16cex w16sdtdh wp14">
   <w:footnote w:type="separator" w:id="-1">
     <w:p>
       <w:pPr>
@@ -2184,7 +2192,7 @@
 </file>
 
 <file path=word/header1.xml><?xml version="1.0" encoding="utf-8"?>
-<w:hdr xmlns:wpc="http://schemas.microsoft.com/office/word/2010/wordprocessingCanvas" xmlns:mc="http://schemas.openxmlformats.org/markup-compatibility/2006" xmlns:o="urn:schemas-microsoft-com:office:office" xmlns:r="http://schemas.openxmlformats.org/officeDocument/2006/relationships" xmlns:m="http://schemas.openxmlformats.org/officeDocument/2006/math" xmlns:v="urn:schemas-microsoft-com:vml" xmlns:wp14="http://schemas.microsoft.com/office/word/2010/wordprocessingDrawing" xmlns:wp="http://schemas.openxmlformats.org/drawingml/2006/wordprocessingDrawing" xmlns:w10="urn:schemas-microsoft-com:office:word" xmlns:w="http://schemas.openxmlformats.org/wordprocessingml/2006/main" xmlns:w14="http://schemas.microsoft.com/office/word/2010/wordml" xmlns:w15="http://schemas.microsoft.com/office/word/2012/wordml" xmlns:wpg="http://schemas.microsoft.com/office/word/2010/wordprocessingGroup" xmlns:wpi="http://schemas.microsoft.com/office/word/2010/wordprocessingInk" xmlns:wne="http://schemas.microsoft.com/office/word/2006/wordml" xmlns:wps="http://schemas.microsoft.com/office/word/2010/wordprocessingShape" mc:Ignorable="w14 w15 wp14">
+<w:hdr xmlns:wpc="http://schemas.microsoft.com/office/word/2010/wordprocessingCanvas" xmlns:cx="http://schemas.microsoft.com/office/drawing/2014/chartex" xmlns:cx1="http://schemas.microsoft.com/office/drawing/2015/9/8/chartex" xmlns:cx2="http://schemas.microsoft.com/office/drawing/2015/10/21/chartex" xmlns:cx3="http://schemas.microsoft.com/office/drawing/2016/5/9/chartex" xmlns:cx4="http://schemas.microsoft.com/office/drawing/2016/5/10/chartex" xmlns:cx5="http://schemas.microsoft.com/office/drawing/2016/5/11/chartex" xmlns:cx6="http://schemas.microsoft.com/office/drawing/2016/5/12/chartex" xmlns:cx7="http://schemas.microsoft.com/office/drawing/2016/5/13/chartex" xmlns:cx8="http://schemas.microsoft.com/office/drawing/2016/5/14/chartex" xmlns:mc="http://schemas.openxmlformats.org/markup-compatibility/2006" xmlns:aink="http://schemas.microsoft.com/office/drawing/2016/ink" xmlns:am3d="http://schemas.microsoft.com/office/drawing/2017/model3d" xmlns:o="urn:schemas-microsoft-com:office:office" xmlns:r="http://schemas.openxmlformats.org/officeDocument/2006/relationships" xmlns:m="http://schemas.openxmlformats.org/officeDocument/2006/math" xmlns:v="urn:schemas-microsoft-com:vml" xmlns:wp14="http://schemas.microsoft.com/office/word/2010/wordprocessingDrawing" xmlns:wp="http://schemas.openxmlformats.org/drawingml/2006/wordprocessingDrawing" xmlns:w10="urn:schemas-microsoft-com:office:word" xmlns:w="http://schemas.openxmlformats.org/wordprocessingml/2006/main" xmlns:w14="http://schemas.microsoft.com/office/word/2010/wordml" xmlns:w15="http://schemas.microsoft.com/office/word/2012/wordml" xmlns:w16cex="http://schemas.microsoft.com/office/word/2018/wordml/cex" xmlns:w16cid="http://schemas.microsoft.com/office/word/2016/wordml/cid" xmlns:w16="http://schemas.microsoft.com/office/word/2018/wordml" xmlns:w16sdtdh="http://schemas.microsoft.com/office/word/2020/wordml/sdtdatahash" xmlns:w16se="http://schemas.microsoft.com/office/word/2015/wordml/symex" xmlns:wpg="http://schemas.microsoft.com/office/word/2010/wordprocessingGroup" xmlns:wpi="http://schemas.microsoft.com/office/word/2010/wordprocessingInk" xmlns:wne="http://schemas.microsoft.com/office/word/2006/wordml" xmlns:wps="http://schemas.microsoft.com/office/word/2010/wordprocessingShape" mc:Ignorable="w14 w15 w16se w16cid w16 w16cex w16sdtdh wp14">
   <w:tbl>
     <w:tblPr>
       <w:tblStyle w:val="Tabellenraster"/>
@@ -2341,7 +2349,7 @@
 </file>
 
 <file path=word/numbering.xml><?xml version="1.0" encoding="utf-8"?>
-<w:numbering xmlns:wpc="http://schemas.microsoft.com/office/word/2010/wordprocessingCanvas" xmlns:mc="http://schemas.openxmlformats.org/markup-compatibility/2006" xmlns:o="urn:schemas-microsoft-com:office:office" xmlns:r="http://schemas.openxmlformats.org/officeDocument/2006/relationships" xmlns:m="http://schemas.openxmlformats.org/officeDocument/2006/math" xmlns:v="urn:schemas-microsoft-com:vml" xmlns:wp14="http://schemas.microsoft.com/office/word/2010/wordprocessingDrawing" xmlns:wp="http://schemas.openxmlformats.org/drawingml/2006/wordprocessingDrawing" xmlns:w10="urn:schemas-microsoft-com:office:word" xmlns:w="http://schemas.openxmlformats.org/wordprocessingml/2006/main" xmlns:w14="http://schemas.microsoft.com/office/word/2010/wordml" xmlns:w15="http://schemas.microsoft.com/office/word/2012/wordml" xmlns:wpg="http://schemas.microsoft.com/office/word/2010/wordprocessingGroup" xmlns:wpi="http://schemas.microsoft.com/office/word/2010/wordprocessingInk" xmlns:wne="http://schemas.microsoft.com/office/word/2006/wordml" xmlns:wps="http://schemas.microsoft.com/office/word/2010/wordprocessingShape" mc:Ignorable="w14 w15 wp14">
+<w:numbering xmlns:wpc="http://schemas.microsoft.com/office/word/2010/wordprocessingCanvas" xmlns:cx="http://schemas.microsoft.com/office/drawing/2014/chartex" xmlns:cx1="http://schemas.microsoft.com/office/drawing/2015/9/8/chartex" xmlns:cx2="http://schemas.microsoft.com/office/drawing/2015/10/21/chartex" xmlns:cx3="http://schemas.microsoft.com/office/drawing/2016/5/9/chartex" xmlns:cx4="http://schemas.microsoft.com/office/drawing/2016/5/10/chartex" xmlns:cx5="http://schemas.microsoft.com/office/drawing/2016/5/11/chartex" xmlns:cx6="http://schemas.microsoft.com/office/drawing/2016/5/12/chartex" xmlns:cx7="http://schemas.microsoft.com/office/drawing/2016/5/13/chartex" xmlns:cx8="http://schemas.microsoft.com/office/drawing/2016/5/14/chartex" xmlns:mc="http://schemas.openxmlformats.org/markup-compatibility/2006" xmlns:aink="http://schemas.microsoft.com/office/drawing/2016/ink" xmlns:am3d="http://schemas.microsoft.com/office/drawing/2017/model3d" xmlns:o="urn:schemas-microsoft-com:office:office" xmlns:r="http://schemas.openxmlformats.org/officeDocument/2006/relationships" xmlns:m="http://schemas.openxmlformats.org/officeDocument/2006/math" xmlns:v="urn:schemas-microsoft-com:vml" xmlns:wp14="http://schemas.microsoft.com/office/word/2010/wordprocessingDrawing" xmlns:wp="http://schemas.openxmlformats.org/drawingml/2006/wordprocessingDrawing" xmlns:w10="urn:schemas-microsoft-com:office:word" xmlns:w="http://schemas.openxmlformats.org/wordprocessingml/2006/main" xmlns:w14="http://schemas.microsoft.com/office/word/2010/wordml" xmlns:w15="http://schemas.microsoft.com/office/word/2012/wordml" xmlns:w16cex="http://schemas.microsoft.com/office/word/2018/wordml/cex" xmlns:w16cid="http://schemas.microsoft.com/office/word/2016/wordml/cid" xmlns:w16="http://schemas.microsoft.com/office/word/2018/wordml" xmlns:w16sdtdh="http://schemas.microsoft.com/office/word/2020/wordml/sdtdatahash" xmlns:w16se="http://schemas.microsoft.com/office/word/2015/wordml/symex" xmlns:wpg="http://schemas.microsoft.com/office/word/2010/wordprocessingGroup" xmlns:wpi="http://schemas.microsoft.com/office/word/2010/wordprocessingInk" xmlns:wne="http://schemas.microsoft.com/office/word/2006/wordml" xmlns:wps="http://schemas.microsoft.com/office/word/2010/wordprocessingShape" mc:Ignorable="w14 w15 w16se w16cid w16 w16cex w16sdtdh wp14">
   <w:abstractNum w:abstractNumId="0" w15:restartNumberingAfterBreak="0">
     <w:nsid w:val="099C4E28"/>
     <w:multiLevelType w:val="hybridMultilevel"/>
@@ -4341,7 +4349,7 @@
 </file>
 
 <file path=word/styles.xml><?xml version="1.0" encoding="utf-8"?>
-<w:styles xmlns:mc="http://schemas.openxmlformats.org/markup-compatibility/2006" xmlns:r="http://schemas.openxmlformats.org/officeDocument/2006/relationships" xmlns:w="http://schemas.openxmlformats.org/wordprocessingml/2006/main" xmlns:w14="http://schemas.microsoft.com/office/word/2010/wordml" xmlns:w15="http://schemas.microsoft.com/office/word/2012/wordml" mc:Ignorable="w14 w15">
+<w:styles xmlns:mc="http://schemas.openxmlformats.org/markup-compatibility/2006" xmlns:r="http://schemas.openxmlformats.org/officeDocument/2006/relationships" xmlns:w="http://schemas.openxmlformats.org/wordprocessingml/2006/main" xmlns:w14="http://schemas.microsoft.com/office/word/2010/wordml" xmlns:w15="http://schemas.microsoft.com/office/word/2012/wordml" xmlns:w16cex="http://schemas.microsoft.com/office/word/2018/wordml/cex" xmlns:w16cid="http://schemas.microsoft.com/office/word/2016/wordml/cid" xmlns:w16="http://schemas.microsoft.com/office/word/2018/wordml" xmlns:w16sdtdh="http://schemas.microsoft.com/office/word/2020/wordml/sdtdatahash" xmlns:w16se="http://schemas.microsoft.com/office/word/2015/wordml/symex" mc:Ignorable="w14 w15 w16se w16cid w16 w16cex w16sdtdh">
   <w:docDefaults>
     <w:rPrDefault>
       <w:rPr>
@@ -4357,7 +4365,7 @@
       </w:pPr>
     </w:pPrDefault>
   </w:docDefaults>
-  <w:latentStyles w:defLockedState="0" w:defUIPriority="99" w:defSemiHidden="0" w:defUnhideWhenUsed="0" w:defQFormat="0" w:count="371">
+  <w:latentStyles w:defLockedState="0" w:defUIPriority="99" w:defSemiHidden="0" w:defUnhideWhenUsed="0" w:defQFormat="0" w:count="376">
     <w:lsdException w:name="Normal" w:uiPriority="0" w:qFormat="1"/>
     <w:lsdException w:name="heading 1" w:uiPriority="9" w:qFormat="1"/>
     <w:lsdException w:name="heading 2" w:semiHidden="1" w:uiPriority="9" w:unhideWhenUsed="1" w:qFormat="1"/>
@@ -4729,6 +4737,11 @@
     <w:lsdException w:name="List Table 5 Dark Accent 6" w:uiPriority="50"/>
     <w:lsdException w:name="List Table 6 Colorful Accent 6" w:uiPriority="51"/>
     <w:lsdException w:name="List Table 7 Colorful Accent 6" w:uiPriority="52"/>
+    <w:lsdException w:name="Mention" w:semiHidden="1" w:unhideWhenUsed="1"/>
+    <w:lsdException w:name="Smart Hyperlink" w:semiHidden="1" w:unhideWhenUsed="1"/>
+    <w:lsdException w:name="Hashtag" w:semiHidden="1" w:unhideWhenUsed="1"/>
+    <w:lsdException w:name="Unresolved Mention" w:semiHidden="1" w:unhideWhenUsed="1"/>
+    <w:lsdException w:name="Smart Link" w:semiHidden="1" w:unhideWhenUsed="1"/>
   </w:latentStyles>
   <w:style w:type="paragraph" w:default="1" w:styleId="Standard">
     <w:name w:val="Normal"/>
@@ -5047,7 +5060,7 @@
       <w:lang w:val="de-DE" w:eastAsia="de-DE"/>
     </w:rPr>
   </w:style>
-  <w:style w:type="character" w:styleId="BesuchterHyperlink">
+  <w:style w:type="character" w:styleId="BesuchterLink">
     <w:name w:val="FollowedHyperlink"/>
     <w:basedOn w:val="Absatz-Standardschriftart"/>
     <w:uiPriority w:val="99"/>
